--- a/guides/docs/BRD.docx
+++ b/guides/docs/BRD.docx
@@ -6076,15 +6076,7 @@
               <w:spacing w:line="276" w:lineRule="auto"/>
             </w:pPr>
             <w:r>
-              <w:t xml:space="preserve">This usecase describes the system automatically grading the exam based on </w:t>
-            </w:r>
-            <w:proofErr w:type="gramStart"/>
-            <w:r>
-              <w:t>the answer</w:t>
-            </w:r>
-            <w:proofErr w:type="gramEnd"/>
-            <w:r>
-              <w:t xml:space="preserve"> key and fatal question rules.</w:t>
+              <w:t>This usecase describes the system automatically grading the exam based on the answer key and fatal question rules.</w:t>
             </w:r>
           </w:p>
           <w:p>
